--- a/docs/INFORME_TECNICO_SUMATIVA_3_HUELLITAS.docx
+++ b/docs/INFORME_TECNICO_SUMATIVA_3_HUELLITAS.docx
@@ -86,6 +86,156 @@
                 <w:color w:val="0F172A"/>
                 <w:sz w:val="20"/>
               </w:rPr>
+              <w:t>Estudiante:</w:t>
+            </w:r>
+          </w:p>
+        </w:tc>
+        <w:tc>
+          <w:tcPr>
+            <w:tcW w:type="dxa" w:w="6192"/>
+            <w:shd w:fill="FFFFFF"/>
+            <w:tcMar>
+              <w:top w:w="60" w:type="dxa"/>
+              <w:bottom w:w="60" w:type="dxa"/>
+              <w:left w:w="100" w:type="dxa"/>
+              <w:right w:w="100" w:type="dxa"/>
+            </w:tcMar>
+          </w:tcPr>
+          <w:p>
+            <w:pPr>
+              <w:spacing w:after="0"/>
+            </w:pPr>
+            <w:r>
+              <w:rPr>
+                <w:sz w:val="20"/>
+              </w:rPr>
+              <w:t>Pablo Esteban Herrera Bustamante</w:t>
+            </w:r>
+          </w:p>
+        </w:tc>
+      </w:tr>
+      <w:tr>
+        <w:tc>
+          <w:tcPr>
+            <w:tcW w:type="dxa" w:w="3168"/>
+            <w:shd w:fill="F1F5F9"/>
+            <w:tcMar>
+              <w:top w:w="60" w:type="dxa"/>
+              <w:bottom w:w="60" w:type="dxa"/>
+              <w:left w:w="100" w:type="dxa"/>
+              <w:right w:w="100" w:type="dxa"/>
+            </w:tcMar>
+          </w:tcPr>
+          <w:p>
+            <w:pPr>
+              <w:spacing w:after="0"/>
+            </w:pPr>
+            <w:r>
+              <w:rPr>
+                <w:b/>
+                <w:color w:val="0F172A"/>
+                <w:sz w:val="20"/>
+              </w:rPr>
+              <w:t>Correo Electrónico:</w:t>
+            </w:r>
+          </w:p>
+        </w:tc>
+        <w:tc>
+          <w:tcPr>
+            <w:tcW w:type="dxa" w:w="6192"/>
+            <w:shd w:fill="F8FAFC"/>
+            <w:tcMar>
+              <w:top w:w="60" w:type="dxa"/>
+              <w:bottom w:w="60" w:type="dxa"/>
+              <w:left w:w="100" w:type="dxa"/>
+              <w:right w:w="100" w:type="dxa"/>
+            </w:tcMar>
+          </w:tcPr>
+          <w:p>
+            <w:pPr>
+              <w:spacing w:after="0"/>
+            </w:pPr>
+            <w:r>
+              <w:rPr>
+                <w:sz w:val="20"/>
+              </w:rPr>
+              <w:t>ikuzoherrera@gmail.com</w:t>
+            </w:r>
+          </w:p>
+        </w:tc>
+      </w:tr>
+      <w:tr>
+        <w:tc>
+          <w:tcPr>
+            <w:tcW w:type="dxa" w:w="3168"/>
+            <w:shd w:fill="F1F5F9"/>
+            <w:tcMar>
+              <w:top w:w="60" w:type="dxa"/>
+              <w:bottom w:w="60" w:type="dxa"/>
+              <w:left w:w="100" w:type="dxa"/>
+              <w:right w:w="100" w:type="dxa"/>
+            </w:tcMar>
+          </w:tcPr>
+          <w:p>
+            <w:pPr>
+              <w:spacing w:after="0"/>
+            </w:pPr>
+            <w:r>
+              <w:rPr>
+                <w:b/>
+                <w:color w:val="0F172A"/>
+                <w:sz w:val="20"/>
+              </w:rPr>
+              <w:t>Docente / Profesora:</w:t>
+            </w:r>
+          </w:p>
+        </w:tc>
+        <w:tc>
+          <w:tcPr>
+            <w:tcW w:type="dxa" w:w="6192"/>
+            <w:shd w:fill="FFFFFF"/>
+            <w:tcMar>
+              <w:top w:w="60" w:type="dxa"/>
+              <w:bottom w:w="60" w:type="dxa"/>
+              <w:left w:w="100" w:type="dxa"/>
+              <w:right w:w="100" w:type="dxa"/>
+            </w:tcMar>
+          </w:tcPr>
+          <w:p>
+            <w:pPr>
+              <w:spacing w:after="0"/>
+            </w:pPr>
+            <w:r>
+              <w:rPr>
+                <w:sz w:val="20"/>
+              </w:rPr>
+              <w:t>MARÍA UBILLA SALINAS</w:t>
+            </w:r>
+          </w:p>
+        </w:tc>
+      </w:tr>
+      <w:tr>
+        <w:tc>
+          <w:tcPr>
+            <w:tcW w:type="dxa" w:w="3168"/>
+            <w:shd w:fill="F1F5F9"/>
+            <w:tcMar>
+              <w:top w:w="60" w:type="dxa"/>
+              <w:bottom w:w="60" w:type="dxa"/>
+              <w:left w:w="100" w:type="dxa"/>
+              <w:right w:w="100" w:type="dxa"/>
+            </w:tcMar>
+          </w:tcPr>
+          <w:p>
+            <w:pPr>
+              <w:spacing w:after="0"/>
+            </w:pPr>
+            <w:r>
+              <w:rPr>
+                <w:b/>
+                <w:color w:val="0F172A"/>
+                <w:sz w:val="20"/>
+              </w:rPr>
               <w:t>Asignatura:</w:t>
             </w:r>
           </w:p>
@@ -93,7 +243,7 @@
         <w:tc>
           <w:tcPr>
             <w:tcW w:type="dxa" w:w="6192"/>
-            <w:shd w:fill="FFFFFF"/>
+            <w:shd w:fill="F8FAFC"/>
             <w:tcMar>
               <w:top w:w="60" w:type="dxa"/>
               <w:bottom w:w="60" w:type="dxa"/>
@@ -143,7 +293,7 @@
         <w:tc>
           <w:tcPr>
             <w:tcW w:type="dxa" w:w="6192"/>
-            <w:shd w:fill="F8FAFC"/>
+            <w:shd w:fill="FFFFFF"/>
             <w:tcMar>
               <w:top w:w="60" w:type="dxa"/>
               <w:bottom w:w="60" w:type="dxa"/>
@@ -193,7 +343,7 @@
         <w:tc>
           <w:tcPr>
             <w:tcW w:type="dxa" w:w="6192"/>
-            <w:shd w:fill="FFFFFF"/>
+            <w:shd w:fill="F8FAFC"/>
             <w:tcMar>
               <w:top w:w="60" w:type="dxa"/>
               <w:bottom w:w="60" w:type="dxa"/>
@@ -243,7 +393,7 @@
         <w:tc>
           <w:tcPr>
             <w:tcW w:type="dxa" w:w="6192"/>
-            <w:shd w:fill="F8FAFC"/>
+            <w:shd w:fill="FFFFFF"/>
             <w:tcMar>
               <w:top w:w="60" w:type="dxa"/>
               <w:bottom w:w="60" w:type="dxa"/>
@@ -259,7 +409,7 @@
               <w:rPr>
                 <w:sz w:val="20"/>
               </w:rPr>
-              <w:t>Individual / Grupal (Máximo 2 estudiantes)</w:t>
+              <w:t>Individual (Estudiante Autónomo)</w:t>
             </w:r>
           </w:p>
         </w:tc>
@@ -293,7 +443,7 @@
         <w:tc>
           <w:tcPr>
             <w:tcW w:type="dxa" w:w="6192"/>
-            <w:shd w:fill="FFFFFF"/>
+            <w:shd w:fill="F8FAFC"/>
             <w:tcMar>
               <w:top w:w="60" w:type="dxa"/>
               <w:bottom w:w="60" w:type="dxa"/>
@@ -343,7 +493,7 @@
         <w:tc>
           <w:tcPr>
             <w:tcW w:type="dxa" w:w="6192"/>
-            <w:shd w:fill="F8FAFC"/>
+            <w:shd w:fill="FFFFFF"/>
             <w:tcMar>
               <w:top w:w="60" w:type="dxa"/>
               <w:bottom w:w="60" w:type="dxa"/>

--- a/docs/INFORME_TECNICO_SUMATIVA_3_HUELLITAS.docx
+++ b/docs/INFORME_TECNICO_SUMATIVA_3_HUELLITAS.docx
@@ -1523,7 +1523,7 @@
     </w:p>
     <w:p>
       <w:r>
-        <w:t>Para garantizar los 15 puntos del criterio 'Pruebas y Verificación Automatizada', se desarrolló una suite completa de 11 pruebas unitarias automatizadas con xUnit, cubriendo validaciones defensivas, composición y polimorfismo:</w:t>
+        <w:t>Para garantizar los 15 puntos del criterio 'Pruebas y Verificación Automatizada' y certificar una arquitectura libre de errores, se auditó el código y se desarrolló una suite integral de 24 pruebas unitarias automatizadas con xUnit, cubriendo validaciones defensivas, composición estricta, polimorfismo dinámico, flujo transaccional de adopción y límites de agregación en el refugio:</w:t>
       </w:r>
     </w:p>
     <w:tbl>
@@ -2409,6 +2409,955 @@
           </w:p>
         </w:tc>
       </w:tr>
+      <w:tr>
+        <w:tc>
+          <w:tcPr>
+            <w:tcW w:type="dxa" w:w="2592"/>
+            <w:shd w:fill="F8FAFC"/>
+            <w:tcMar>
+              <w:top w:w="50" w:type="dxa"/>
+              <w:bottom w:w="50" w:type="dxa"/>
+              <w:left w:w="100" w:type="dxa"/>
+              <w:right w:w="100" w:type="dxa"/>
+            </w:tcMar>
+          </w:tcPr>
+          <w:p>
+            <w:pPr>
+              <w:spacing w:after="0"/>
+            </w:pPr>
+            <w:r>
+              <w:rPr>
+                <w:sz w:val="19"/>
+              </w:rPr>
+              <w:t>AuditoriaIntegracion</w:t>
+            </w:r>
+          </w:p>
+        </w:tc>
+        <w:tc>
+          <w:tcPr>
+            <w:tcW w:type="dxa" w:w="4608"/>
+            <w:shd w:fill="F8FAFC"/>
+            <w:tcMar>
+              <w:top w:w="50" w:type="dxa"/>
+              <w:bottom w:w="50" w:type="dxa"/>
+              <w:left w:w="100" w:type="dxa"/>
+              <w:right w:w="100" w:type="dxa"/>
+            </w:tcMar>
+          </w:tcPr>
+          <w:p>
+            <w:pPr>
+              <w:spacing w:after="0"/>
+            </w:pPr>
+            <w:r>
+              <w:rPr>
+                <w:sz w:val="19"/>
+              </w:rPr>
+              <w:t>SolicitudAdopcion_DebeRechazarGato_SiViviendaNoTieneMallasDeSeguridad</w:t>
+            </w:r>
+          </w:p>
+        </w:tc>
+        <w:tc>
+          <w:tcPr>
+            <w:tcW w:type="dxa" w:w="2160"/>
+            <w:shd w:fill="F8FAFC"/>
+            <w:tcMar>
+              <w:top w:w="50" w:type="dxa"/>
+              <w:bottom w:w="50" w:type="dxa"/>
+              <w:left w:w="100" w:type="dxa"/>
+              <w:right w:w="100" w:type="dxa"/>
+            </w:tcMar>
+          </w:tcPr>
+          <w:p>
+            <w:pPr>
+              <w:spacing w:after="0"/>
+            </w:pPr>
+            <w:r>
+              <w:rPr>
+                <w:b/>
+                <w:color w:val="16A34A"/>
+                <w:sz w:val="19"/>
+              </w:rPr>
+              <w:t>✔ Correcto (Aprobado)</w:t>
+            </w:r>
+          </w:p>
+        </w:tc>
+      </w:tr>
+      <w:tr>
+        <w:tc>
+          <w:tcPr>
+            <w:tcW w:type="dxa" w:w="2592"/>
+            <w:shd w:fill="FFFFFF"/>
+            <w:tcMar>
+              <w:top w:w="50" w:type="dxa"/>
+              <w:bottom w:w="50" w:type="dxa"/>
+              <w:left w:w="100" w:type="dxa"/>
+              <w:right w:w="100" w:type="dxa"/>
+            </w:tcMar>
+          </w:tcPr>
+          <w:p>
+            <w:pPr>
+              <w:spacing w:after="0"/>
+            </w:pPr>
+            <w:r>
+              <w:rPr>
+                <w:sz w:val="19"/>
+              </w:rPr>
+              <w:t>AuditoriaIntegracion</w:t>
+            </w:r>
+          </w:p>
+        </w:tc>
+        <w:tc>
+          <w:tcPr>
+            <w:tcW w:type="dxa" w:w="4608"/>
+            <w:shd w:fill="FFFFFF"/>
+            <w:tcMar>
+              <w:top w:w="50" w:type="dxa"/>
+              <w:bottom w:w="50" w:type="dxa"/>
+              <w:left w:w="100" w:type="dxa"/>
+              <w:right w:w="100" w:type="dxa"/>
+            </w:tcMar>
+          </w:tcPr>
+          <w:p>
+            <w:pPr>
+              <w:spacing w:after="0"/>
+            </w:pPr>
+            <w:r>
+              <w:rPr>
+                <w:sz w:val="19"/>
+              </w:rPr>
+              <w:t>SolicitudAdopcion_DebeAgendarEntrevista_CuandoAnimalEstaAptoYPerfilCumple</w:t>
+            </w:r>
+          </w:p>
+        </w:tc>
+        <w:tc>
+          <w:tcPr>
+            <w:tcW w:type="dxa" w:w="2160"/>
+            <w:shd w:fill="FFFFFF"/>
+            <w:tcMar>
+              <w:top w:w="50" w:type="dxa"/>
+              <w:bottom w:w="50" w:type="dxa"/>
+              <w:left w:w="100" w:type="dxa"/>
+              <w:right w:w="100" w:type="dxa"/>
+            </w:tcMar>
+          </w:tcPr>
+          <w:p>
+            <w:pPr>
+              <w:spacing w:after="0"/>
+            </w:pPr>
+            <w:r>
+              <w:rPr>
+                <w:b/>
+                <w:color w:val="16A34A"/>
+                <w:sz w:val="19"/>
+              </w:rPr>
+              <w:t>✔ Correcto (Aprobado)</w:t>
+            </w:r>
+          </w:p>
+        </w:tc>
+      </w:tr>
+      <w:tr>
+        <w:tc>
+          <w:tcPr>
+            <w:tcW w:type="dxa" w:w="2592"/>
+            <w:shd w:fill="F8FAFC"/>
+            <w:tcMar>
+              <w:top w:w="50" w:type="dxa"/>
+              <w:bottom w:w="50" w:type="dxa"/>
+              <w:left w:w="100" w:type="dxa"/>
+              <w:right w:w="100" w:type="dxa"/>
+            </w:tcMar>
+          </w:tcPr>
+          <w:p>
+            <w:pPr>
+              <w:spacing w:after="0"/>
+            </w:pPr>
+            <w:r>
+              <w:rPr>
+                <w:sz w:val="19"/>
+              </w:rPr>
+              <w:t>AuditoriaIntegracion</w:t>
+            </w:r>
+          </w:p>
+        </w:tc>
+        <w:tc>
+          <w:tcPr>
+            <w:tcW w:type="dxa" w:w="4608"/>
+            <w:shd w:fill="F8FAFC"/>
+            <w:tcMar>
+              <w:top w:w="50" w:type="dxa"/>
+              <w:bottom w:w="50" w:type="dxa"/>
+              <w:left w:w="100" w:type="dxa"/>
+              <w:right w:w="100" w:type="dxa"/>
+            </w:tcMar>
+          </w:tcPr>
+          <w:p>
+            <w:pPr>
+              <w:spacing w:after="0"/>
+            </w:pPr>
+            <w:r>
+              <w:rPr>
+                <w:sz w:val="19"/>
+              </w:rPr>
+              <w:t>SolicitudAdopcion_DebeMantenerEnEspera_SiAnimalAunNoEstaRehabilitado</w:t>
+            </w:r>
+          </w:p>
+        </w:tc>
+        <w:tc>
+          <w:tcPr>
+            <w:tcW w:type="dxa" w:w="2160"/>
+            <w:shd w:fill="F8FAFC"/>
+            <w:tcMar>
+              <w:top w:w="50" w:type="dxa"/>
+              <w:bottom w:w="50" w:type="dxa"/>
+              <w:left w:w="100" w:type="dxa"/>
+              <w:right w:w="100" w:type="dxa"/>
+            </w:tcMar>
+          </w:tcPr>
+          <w:p>
+            <w:pPr>
+              <w:spacing w:after="0"/>
+            </w:pPr>
+            <w:r>
+              <w:rPr>
+                <w:b/>
+                <w:color w:val="16A34A"/>
+                <w:sz w:val="19"/>
+              </w:rPr>
+              <w:t>✔ Correcto (Aprobado)</w:t>
+            </w:r>
+          </w:p>
+        </w:tc>
+      </w:tr>
+      <w:tr>
+        <w:tc>
+          <w:tcPr>
+            <w:tcW w:type="dxa" w:w="2592"/>
+            <w:shd w:fill="FFFFFF"/>
+            <w:tcMar>
+              <w:top w:w="50" w:type="dxa"/>
+              <w:bottom w:w="50" w:type="dxa"/>
+              <w:left w:w="100" w:type="dxa"/>
+              <w:right w:w="100" w:type="dxa"/>
+            </w:tcMar>
+          </w:tcPr>
+          <w:p>
+            <w:pPr>
+              <w:spacing w:after="0"/>
+            </w:pPr>
+            <w:r>
+              <w:rPr>
+                <w:sz w:val="19"/>
+              </w:rPr>
+              <w:t>AuditoriaIntegracion</w:t>
+            </w:r>
+          </w:p>
+        </w:tc>
+        <w:tc>
+          <w:tcPr>
+            <w:tcW w:type="dxa" w:w="4608"/>
+            <w:shd w:fill="FFFFFF"/>
+            <w:tcMar>
+              <w:top w:w="50" w:type="dxa"/>
+              <w:bottom w:w="50" w:type="dxa"/>
+              <w:left w:w="100" w:type="dxa"/>
+              <w:right w:w="100" w:type="dxa"/>
+            </w:tcMar>
+          </w:tcPr>
+          <w:p>
+            <w:pPr>
+              <w:spacing w:after="0"/>
+            </w:pPr>
+            <w:r>
+              <w:rPr>
+                <w:sz w:val="19"/>
+              </w:rPr>
+              <w:t>SolicitudAdopcion_ConcretarAdopcion_FinalizaProcesoYActualizaEstado</w:t>
+            </w:r>
+          </w:p>
+        </w:tc>
+        <w:tc>
+          <w:tcPr>
+            <w:tcW w:type="dxa" w:w="2160"/>
+            <w:shd w:fill="FFFFFF"/>
+            <w:tcMar>
+              <w:top w:w="50" w:type="dxa"/>
+              <w:bottom w:w="50" w:type="dxa"/>
+              <w:left w:w="100" w:type="dxa"/>
+              <w:right w:w="100" w:type="dxa"/>
+            </w:tcMar>
+          </w:tcPr>
+          <w:p>
+            <w:pPr>
+              <w:spacing w:after="0"/>
+            </w:pPr>
+            <w:r>
+              <w:rPr>
+                <w:b/>
+                <w:color w:val="16A34A"/>
+                <w:sz w:val="19"/>
+              </w:rPr>
+              <w:t>✔ Correcto (Aprobado)</w:t>
+            </w:r>
+          </w:p>
+        </w:tc>
+      </w:tr>
+      <w:tr>
+        <w:tc>
+          <w:tcPr>
+            <w:tcW w:type="dxa" w:w="2592"/>
+            <w:shd w:fill="F8FAFC"/>
+            <w:tcMar>
+              <w:top w:w="50" w:type="dxa"/>
+              <w:bottom w:w="50" w:type="dxa"/>
+              <w:left w:w="100" w:type="dxa"/>
+              <w:right w:w="100" w:type="dxa"/>
+            </w:tcMar>
+          </w:tcPr>
+          <w:p>
+            <w:pPr>
+              <w:spacing w:after="0"/>
+            </w:pPr>
+            <w:r>
+              <w:rPr>
+                <w:sz w:val="19"/>
+              </w:rPr>
+              <w:t>AuditoriaIntegracion</w:t>
+            </w:r>
+          </w:p>
+        </w:tc>
+        <w:tc>
+          <w:tcPr>
+            <w:tcW w:type="dxa" w:w="4608"/>
+            <w:shd w:fill="F8FAFC"/>
+            <w:tcMar>
+              <w:top w:w="50" w:type="dxa"/>
+              <w:bottom w:w="50" w:type="dxa"/>
+              <w:left w:w="100" w:type="dxa"/>
+              <w:right w:w="100" w:type="dxa"/>
+            </w:tcMar>
+          </w:tcPr>
+          <w:p>
+            <w:pPr>
+              <w:spacing w:after="0"/>
+            </w:pPr>
+            <w:r>
+              <w:rPr>
+                <w:sz w:val="19"/>
+              </w:rPr>
+              <w:t>Refugio_DebeLanzarExcepcion_CuandoSeSuperaCapacidadMaxima</w:t>
+            </w:r>
+          </w:p>
+        </w:tc>
+        <w:tc>
+          <w:tcPr>
+            <w:tcW w:type="dxa" w:w="2160"/>
+            <w:shd w:fill="F8FAFC"/>
+            <w:tcMar>
+              <w:top w:w="50" w:type="dxa"/>
+              <w:bottom w:w="50" w:type="dxa"/>
+              <w:left w:w="100" w:type="dxa"/>
+              <w:right w:w="100" w:type="dxa"/>
+            </w:tcMar>
+          </w:tcPr>
+          <w:p>
+            <w:pPr>
+              <w:spacing w:after="0"/>
+            </w:pPr>
+            <w:r>
+              <w:rPr>
+                <w:b/>
+                <w:color w:val="16A34A"/>
+                <w:sz w:val="19"/>
+              </w:rPr>
+              <w:t>✔ Correcto (Aprobado)</w:t>
+            </w:r>
+          </w:p>
+        </w:tc>
+      </w:tr>
+      <w:tr>
+        <w:tc>
+          <w:tcPr>
+            <w:tcW w:type="dxa" w:w="2592"/>
+            <w:shd w:fill="FFFFFF"/>
+            <w:tcMar>
+              <w:top w:w="50" w:type="dxa"/>
+              <w:bottom w:w="50" w:type="dxa"/>
+              <w:left w:w="100" w:type="dxa"/>
+              <w:right w:w="100" w:type="dxa"/>
+            </w:tcMar>
+          </w:tcPr>
+          <w:p>
+            <w:pPr>
+              <w:spacing w:after="0"/>
+            </w:pPr>
+            <w:r>
+              <w:rPr>
+                <w:sz w:val="19"/>
+              </w:rPr>
+              <w:t>AuditoriaIntegracion</w:t>
+            </w:r>
+          </w:p>
+        </w:tc>
+        <w:tc>
+          <w:tcPr>
+            <w:tcW w:type="dxa" w:w="4608"/>
+            <w:shd w:fill="FFFFFF"/>
+            <w:tcMar>
+              <w:top w:w="50" w:type="dxa"/>
+              <w:bottom w:w="50" w:type="dxa"/>
+              <w:left w:w="100" w:type="dxa"/>
+              <w:right w:w="100" w:type="dxa"/>
+            </w:tcMar>
+          </w:tcPr>
+          <w:p>
+            <w:pPr>
+              <w:spacing w:after="0"/>
+            </w:pPr>
+            <w:r>
+              <w:rPr>
+                <w:sz w:val="19"/>
+              </w:rPr>
+              <w:t>Refugio_NoDebeDuplicarAnimal_SiSeIngresaMasDeUnaVez</w:t>
+            </w:r>
+          </w:p>
+        </w:tc>
+        <w:tc>
+          <w:tcPr>
+            <w:tcW w:type="dxa" w:w="2160"/>
+            <w:shd w:fill="FFFFFF"/>
+            <w:tcMar>
+              <w:top w:w="50" w:type="dxa"/>
+              <w:bottom w:w="50" w:type="dxa"/>
+              <w:left w:w="100" w:type="dxa"/>
+              <w:right w:w="100" w:type="dxa"/>
+            </w:tcMar>
+          </w:tcPr>
+          <w:p>
+            <w:pPr>
+              <w:spacing w:after="0"/>
+            </w:pPr>
+            <w:r>
+              <w:rPr>
+                <w:b/>
+                <w:color w:val="16A34A"/>
+                <w:sz w:val="19"/>
+              </w:rPr>
+              <w:t>✔ Correcto (Aprobado)</w:t>
+            </w:r>
+          </w:p>
+        </w:tc>
+      </w:tr>
+      <w:tr>
+        <w:tc>
+          <w:tcPr>
+            <w:tcW w:type="dxa" w:w="2592"/>
+            <w:shd w:fill="F8FAFC"/>
+            <w:tcMar>
+              <w:top w:w="50" w:type="dxa"/>
+              <w:bottom w:w="50" w:type="dxa"/>
+              <w:left w:w="100" w:type="dxa"/>
+              <w:right w:w="100" w:type="dxa"/>
+            </w:tcMar>
+          </w:tcPr>
+          <w:p>
+            <w:pPr>
+              <w:spacing w:after="0"/>
+            </w:pPr>
+            <w:r>
+              <w:rPr>
+                <w:sz w:val="19"/>
+              </w:rPr>
+              <w:t>AuditoriaIntegracion</w:t>
+            </w:r>
+          </w:p>
+        </w:tc>
+        <w:tc>
+          <w:tcPr>
+            <w:tcW w:type="dxa" w:w="4608"/>
+            <w:shd w:fill="F8FAFC"/>
+            <w:tcMar>
+              <w:top w:w="50" w:type="dxa"/>
+              <w:bottom w:w="50" w:type="dxa"/>
+              <w:left w:w="100" w:type="dxa"/>
+              <w:right w:w="100" w:type="dxa"/>
+            </w:tcMar>
+          </w:tcPr>
+          <w:p>
+            <w:pPr>
+              <w:spacing w:after="0"/>
+            </w:pPr>
+            <w:r>
+              <w:rPr>
+                <w:sz w:val="19"/>
+              </w:rPr>
+              <w:t>Refugio_DebeContarEspeciesCorrectamente_MedianteMetodoGenerico</w:t>
+            </w:r>
+          </w:p>
+        </w:tc>
+        <w:tc>
+          <w:tcPr>
+            <w:tcW w:type="dxa" w:w="2160"/>
+            <w:shd w:fill="F8FAFC"/>
+            <w:tcMar>
+              <w:top w:w="50" w:type="dxa"/>
+              <w:bottom w:w="50" w:type="dxa"/>
+              <w:left w:w="100" w:type="dxa"/>
+              <w:right w:w="100" w:type="dxa"/>
+            </w:tcMar>
+          </w:tcPr>
+          <w:p>
+            <w:pPr>
+              <w:spacing w:after="0"/>
+            </w:pPr>
+            <w:r>
+              <w:rPr>
+                <w:b/>
+                <w:color w:val="16A34A"/>
+                <w:sz w:val="19"/>
+              </w:rPr>
+              <w:t>✔ Correcto (Aprobado)</w:t>
+            </w:r>
+          </w:p>
+        </w:tc>
+      </w:tr>
+      <w:tr>
+        <w:tc>
+          <w:tcPr>
+            <w:tcW w:type="dxa" w:w="2592"/>
+            <w:shd w:fill="FFFFFF"/>
+            <w:tcMar>
+              <w:top w:w="50" w:type="dxa"/>
+              <w:bottom w:w="50" w:type="dxa"/>
+              <w:left w:w="100" w:type="dxa"/>
+              <w:right w:w="100" w:type="dxa"/>
+            </w:tcMar>
+          </w:tcPr>
+          <w:p>
+            <w:pPr>
+              <w:spacing w:after="0"/>
+            </w:pPr>
+            <w:r>
+              <w:rPr>
+                <w:sz w:val="19"/>
+              </w:rPr>
+              <w:t>AuditoriaIntegracion</w:t>
+            </w:r>
+          </w:p>
+        </w:tc>
+        <w:tc>
+          <w:tcPr>
+            <w:tcW w:type="dxa" w:w="4608"/>
+            <w:shd w:fill="FFFFFF"/>
+            <w:tcMar>
+              <w:top w:w="50" w:type="dxa"/>
+              <w:bottom w:w="50" w:type="dxa"/>
+              <w:left w:w="100" w:type="dxa"/>
+              <w:right w:w="100" w:type="dxa"/>
+            </w:tcMar>
+          </w:tcPr>
+          <w:p>
+            <w:pPr>
+              <w:spacing w:after="0"/>
+            </w:pPr>
+            <w:r>
+              <w:rPr>
+                <w:sz w:val="19"/>
+              </w:rPr>
+              <w:t>Adoptante_DebeLanzarExcepcion_SiCorreoNoTieneArroba</w:t>
+            </w:r>
+          </w:p>
+        </w:tc>
+        <w:tc>
+          <w:tcPr>
+            <w:tcW w:type="dxa" w:w="2160"/>
+            <w:shd w:fill="FFFFFF"/>
+            <w:tcMar>
+              <w:top w:w="50" w:type="dxa"/>
+              <w:bottom w:w="50" w:type="dxa"/>
+              <w:left w:w="100" w:type="dxa"/>
+              <w:right w:w="100" w:type="dxa"/>
+            </w:tcMar>
+          </w:tcPr>
+          <w:p>
+            <w:pPr>
+              <w:spacing w:after="0"/>
+            </w:pPr>
+            <w:r>
+              <w:rPr>
+                <w:b/>
+                <w:color w:val="16A34A"/>
+                <w:sz w:val="19"/>
+              </w:rPr>
+              <w:t>✔ Correcto (Aprobado)</w:t>
+            </w:r>
+          </w:p>
+        </w:tc>
+      </w:tr>
+      <w:tr>
+        <w:tc>
+          <w:tcPr>
+            <w:tcW w:type="dxa" w:w="2592"/>
+            <w:shd w:fill="F8FAFC"/>
+            <w:tcMar>
+              <w:top w:w="50" w:type="dxa"/>
+              <w:bottom w:w="50" w:type="dxa"/>
+              <w:left w:w="100" w:type="dxa"/>
+              <w:right w:w="100" w:type="dxa"/>
+            </w:tcMar>
+          </w:tcPr>
+          <w:p>
+            <w:pPr>
+              <w:spacing w:after="0"/>
+            </w:pPr>
+            <w:r>
+              <w:rPr>
+                <w:sz w:val="19"/>
+              </w:rPr>
+              <w:t>AuditoriaIntegracion</w:t>
+            </w:r>
+          </w:p>
+        </w:tc>
+        <w:tc>
+          <w:tcPr>
+            <w:tcW w:type="dxa" w:w="4608"/>
+            <w:shd w:fill="F8FAFC"/>
+            <w:tcMar>
+              <w:top w:w="50" w:type="dxa"/>
+              <w:bottom w:w="50" w:type="dxa"/>
+              <w:left w:w="100" w:type="dxa"/>
+              <w:right w:w="100" w:type="dxa"/>
+            </w:tcMar>
+          </w:tcPr>
+          <w:p>
+            <w:pPr>
+              <w:spacing w:after="0"/>
+            </w:pPr>
+            <w:r>
+              <w:rPr>
+                <w:sz w:val="19"/>
+              </w:rPr>
+              <w:t>Voluntario_DebeLanzarExcepcion_SiHorasSemanalesSonNegativas</w:t>
+            </w:r>
+          </w:p>
+        </w:tc>
+        <w:tc>
+          <w:tcPr>
+            <w:tcW w:type="dxa" w:w="2160"/>
+            <w:shd w:fill="F8FAFC"/>
+            <w:tcMar>
+              <w:top w:w="50" w:type="dxa"/>
+              <w:bottom w:w="50" w:type="dxa"/>
+              <w:left w:w="100" w:type="dxa"/>
+              <w:right w:w="100" w:type="dxa"/>
+            </w:tcMar>
+          </w:tcPr>
+          <w:p>
+            <w:pPr>
+              <w:spacing w:after="0"/>
+            </w:pPr>
+            <w:r>
+              <w:rPr>
+                <w:b/>
+                <w:color w:val="16A34A"/>
+                <w:sz w:val="19"/>
+              </w:rPr>
+              <w:t>✔ Correcto (Aprobado)</w:t>
+            </w:r>
+          </w:p>
+        </w:tc>
+      </w:tr>
+      <w:tr>
+        <w:tc>
+          <w:tcPr>
+            <w:tcW w:type="dxa" w:w="2592"/>
+            <w:shd w:fill="FFFFFF"/>
+            <w:tcMar>
+              <w:top w:w="50" w:type="dxa"/>
+              <w:bottom w:w="50" w:type="dxa"/>
+              <w:left w:w="100" w:type="dxa"/>
+              <w:right w:w="100" w:type="dxa"/>
+            </w:tcMar>
+          </w:tcPr>
+          <w:p>
+            <w:pPr>
+              <w:spacing w:after="0"/>
+            </w:pPr>
+            <w:r>
+              <w:rPr>
+                <w:sz w:val="19"/>
+              </w:rPr>
+              <w:t>AuditoriaIntegracion</w:t>
+            </w:r>
+          </w:p>
+        </w:tc>
+        <w:tc>
+          <w:tcPr>
+            <w:tcW w:type="dxa" w:w="4608"/>
+            <w:shd w:fill="FFFFFF"/>
+            <w:tcMar>
+              <w:top w:w="50" w:type="dxa"/>
+              <w:bottom w:w="50" w:type="dxa"/>
+              <w:left w:w="100" w:type="dxa"/>
+              <w:right w:w="100" w:type="dxa"/>
+            </w:tcMar>
+          </w:tcPr>
+          <w:p>
+            <w:pPr>
+              <w:spacing w:after="0"/>
+            </w:pPr>
+            <w:r>
+              <w:rPr>
+                <w:sz w:val="19"/>
+              </w:rPr>
+              <w:t>Composicion_HistorialClinico_NoPuedeCastearseAListaMutable</w:t>
+            </w:r>
+          </w:p>
+        </w:tc>
+        <w:tc>
+          <w:tcPr>
+            <w:tcW w:type="dxa" w:w="2160"/>
+            <w:shd w:fill="FFFFFF"/>
+            <w:tcMar>
+              <w:top w:w="50" w:type="dxa"/>
+              <w:bottom w:w="50" w:type="dxa"/>
+              <w:left w:w="100" w:type="dxa"/>
+              <w:right w:w="100" w:type="dxa"/>
+            </w:tcMar>
+          </w:tcPr>
+          <w:p>
+            <w:pPr>
+              <w:spacing w:after="0"/>
+            </w:pPr>
+            <w:r>
+              <w:rPr>
+                <w:b/>
+                <w:color w:val="16A34A"/>
+                <w:sz w:val="19"/>
+              </w:rPr>
+              <w:t>✔ Correcto (Aprobado)</w:t>
+            </w:r>
+          </w:p>
+        </w:tc>
+      </w:tr>
+      <w:tr>
+        <w:tc>
+          <w:tcPr>
+            <w:tcW w:type="dxa" w:w="2592"/>
+            <w:shd w:fill="F8FAFC"/>
+            <w:tcMar>
+              <w:top w:w="50" w:type="dxa"/>
+              <w:bottom w:w="50" w:type="dxa"/>
+              <w:left w:w="100" w:type="dxa"/>
+              <w:right w:w="100" w:type="dxa"/>
+            </w:tcMar>
+          </w:tcPr>
+          <w:p>
+            <w:pPr>
+              <w:spacing w:after="0"/>
+            </w:pPr>
+            <w:r>
+              <w:rPr>
+                <w:sz w:val="19"/>
+              </w:rPr>
+              <w:t>AuditoriaIntegracion</w:t>
+            </w:r>
+          </w:p>
+        </w:tc>
+        <w:tc>
+          <w:tcPr>
+            <w:tcW w:type="dxa" w:w="4608"/>
+            <w:shd w:fill="F8FAFC"/>
+            <w:tcMar>
+              <w:top w:w="50" w:type="dxa"/>
+              <w:bottom w:w="50" w:type="dxa"/>
+              <w:left w:w="100" w:type="dxa"/>
+              <w:right w:w="100" w:type="dxa"/>
+            </w:tcMar>
+          </w:tcPr>
+          <w:p>
+            <w:pPr>
+              <w:spacing w:after="0"/>
+            </w:pPr>
+            <w:r>
+              <w:rPr>
+                <w:sz w:val="19"/>
+              </w:rPr>
+              <w:t>Animal_CalcularDosis_DebeLanzarExcepcion_CuandoFactorEsCeroONegativo</w:t>
+            </w:r>
+          </w:p>
+        </w:tc>
+        <w:tc>
+          <w:tcPr>
+            <w:tcW w:type="dxa" w:w="2160"/>
+            <w:shd w:fill="F8FAFC"/>
+            <w:tcMar>
+              <w:top w:w="50" w:type="dxa"/>
+              <w:bottom w:w="50" w:type="dxa"/>
+              <w:left w:w="100" w:type="dxa"/>
+              <w:right w:w="100" w:type="dxa"/>
+            </w:tcMar>
+          </w:tcPr>
+          <w:p>
+            <w:pPr>
+              <w:spacing w:after="0"/>
+            </w:pPr>
+            <w:r>
+              <w:rPr>
+                <w:b/>
+                <w:color w:val="16A34A"/>
+                <w:sz w:val="19"/>
+              </w:rPr>
+              <w:t>✔ Correcto (Aprobado)</w:t>
+            </w:r>
+          </w:p>
+        </w:tc>
+      </w:tr>
+      <w:tr>
+        <w:tc>
+          <w:tcPr>
+            <w:tcW w:type="dxa" w:w="2592"/>
+            <w:shd w:fill="FFFFFF"/>
+            <w:tcMar>
+              <w:top w:w="50" w:type="dxa"/>
+              <w:bottom w:w="50" w:type="dxa"/>
+              <w:left w:w="100" w:type="dxa"/>
+              <w:right w:w="100" w:type="dxa"/>
+            </w:tcMar>
+          </w:tcPr>
+          <w:p>
+            <w:pPr>
+              <w:spacing w:after="0"/>
+            </w:pPr>
+            <w:r>
+              <w:rPr>
+                <w:sz w:val="19"/>
+              </w:rPr>
+              <w:t>AuditoriaIntegracion</w:t>
+            </w:r>
+          </w:p>
+        </w:tc>
+        <w:tc>
+          <w:tcPr>
+            <w:tcW w:type="dxa" w:w="4608"/>
+            <w:shd w:fill="FFFFFF"/>
+            <w:tcMar>
+              <w:top w:w="50" w:type="dxa"/>
+              <w:bottom w:w="50" w:type="dxa"/>
+              <w:left w:w="100" w:type="dxa"/>
+              <w:right w:w="100" w:type="dxa"/>
+            </w:tcMar>
+          </w:tcPr>
+          <w:p>
+            <w:pPr>
+              <w:spacing w:after="0"/>
+            </w:pPr>
+            <w:r>
+              <w:rPr>
+                <w:sz w:val="19"/>
+              </w:rPr>
+              <w:t>Perro_AplicarVacunaSextuple_ActualizaBanderaYAgregaRegistroAlHistorial</w:t>
+            </w:r>
+          </w:p>
+        </w:tc>
+        <w:tc>
+          <w:tcPr>
+            <w:tcW w:type="dxa" w:w="2160"/>
+            <w:shd w:fill="FFFFFF"/>
+            <w:tcMar>
+              <w:top w:w="50" w:type="dxa"/>
+              <w:bottom w:w="50" w:type="dxa"/>
+              <w:left w:w="100" w:type="dxa"/>
+              <w:right w:w="100" w:type="dxa"/>
+            </w:tcMar>
+          </w:tcPr>
+          <w:p>
+            <w:pPr>
+              <w:spacing w:after="0"/>
+            </w:pPr>
+            <w:r>
+              <w:rPr>
+                <w:b/>
+                <w:color w:val="16A34A"/>
+                <w:sz w:val="19"/>
+              </w:rPr>
+              <w:t>✔ Correcto (Aprobado)</w:t>
+            </w:r>
+          </w:p>
+        </w:tc>
+      </w:tr>
+      <w:tr>
+        <w:tc>
+          <w:tcPr>
+            <w:tcW w:type="dxa" w:w="2592"/>
+            <w:shd w:fill="F8FAFC"/>
+            <w:tcMar>
+              <w:top w:w="50" w:type="dxa"/>
+              <w:bottom w:w="50" w:type="dxa"/>
+              <w:left w:w="100" w:type="dxa"/>
+              <w:right w:w="100" w:type="dxa"/>
+            </w:tcMar>
+          </w:tcPr>
+          <w:p>
+            <w:pPr>
+              <w:spacing w:after="0"/>
+            </w:pPr>
+            <w:r>
+              <w:rPr>
+                <w:sz w:val="19"/>
+              </w:rPr>
+              <w:t>AuditoriaIntegracion</w:t>
+            </w:r>
+          </w:p>
+        </w:tc>
+        <w:tc>
+          <w:tcPr>
+            <w:tcW w:type="dxa" w:w="4608"/>
+            <w:shd w:fill="F8FAFC"/>
+            <w:tcMar>
+              <w:top w:w="50" w:type="dxa"/>
+              <w:bottom w:w="50" w:type="dxa"/>
+              <w:left w:w="100" w:type="dxa"/>
+              <w:right w:w="100" w:type="dxa"/>
+            </w:tcMar>
+          </w:tcPr>
+          <w:p>
+            <w:pPr>
+              <w:spacing w:after="0"/>
+            </w:pPr>
+            <w:r>
+              <w:rPr>
+                <w:sz w:val="19"/>
+              </w:rPr>
+              <w:t>Gato_RealizarTestFelvFiv_ActualizaResultadoYAgregaAtencionAlHistorial</w:t>
+            </w:r>
+          </w:p>
+        </w:tc>
+        <w:tc>
+          <w:tcPr>
+            <w:tcW w:type="dxa" w:w="2160"/>
+            <w:shd w:fill="F8FAFC"/>
+            <w:tcMar>
+              <w:top w:w="50" w:type="dxa"/>
+              <w:bottom w:w="50" w:type="dxa"/>
+              <w:left w:w="100" w:type="dxa"/>
+              <w:right w:w="100" w:type="dxa"/>
+            </w:tcMar>
+          </w:tcPr>
+          <w:p>
+            <w:pPr>
+              <w:spacing w:after="0"/>
+            </w:pPr>
+            <w:r>
+              <w:rPr>
+                <w:b/>
+                <w:color w:val="16A34A"/>
+                <w:sz w:val="19"/>
+              </w:rPr>
+              <w:t>✔ Correcto (Aprobado)</w:t>
+            </w:r>
+          </w:p>
+        </w:tc>
+      </w:tr>
     </w:tbl>
     <w:p>
       <w:pPr>

--- a/docs/INFORME_TECNICO_SUMATIVA_3_HUELLITAS.docx
+++ b/docs/INFORME_TECNICO_SUMATIVA_3_HUELLITAS.docx
@@ -486,6 +486,56 @@
                 <w:color w:val="0F172A"/>
                 <w:sz w:val="20"/>
               </w:rPr>
+              <w:t>Repositorio GitHub:</w:t>
+            </w:r>
+          </w:p>
+        </w:tc>
+        <w:tc>
+          <w:tcPr>
+            <w:tcW w:type="dxa" w:w="6192"/>
+            <w:shd w:fill="FFFFFF"/>
+            <w:tcMar>
+              <w:top w:w="60" w:type="dxa"/>
+              <w:bottom w:w="60" w:type="dxa"/>
+              <w:left w:w="100" w:type="dxa"/>
+              <w:right w:w="100" w:type="dxa"/>
+            </w:tcMar>
+          </w:tcPr>
+          <w:p>
+            <w:pPr>
+              <w:spacing w:after="0"/>
+            </w:pPr>
+            <w:r>
+              <w:rPr>
+                <w:sz w:val="20"/>
+              </w:rPr>
+              <w:t>https://github.com/ikuzohh/Fundacion-Huellitas</w:t>
+            </w:r>
+          </w:p>
+        </w:tc>
+      </w:tr>
+      <w:tr>
+        <w:tc>
+          <w:tcPr>
+            <w:tcW w:type="dxa" w:w="3168"/>
+            <w:shd w:fill="F1F5F9"/>
+            <w:tcMar>
+              <w:top w:w="60" w:type="dxa"/>
+              <w:bottom w:w="60" w:type="dxa"/>
+              <w:left w:w="100" w:type="dxa"/>
+              <w:right w:w="100" w:type="dxa"/>
+            </w:tcMar>
+          </w:tcPr>
+          <w:p>
+            <w:pPr>
+              <w:spacing w:after="0"/>
+            </w:pPr>
+            <w:r>
+              <w:rPr>
+                <w:b/>
+                <w:color w:val="0F172A"/>
+                <w:sz w:val="20"/>
+              </w:rPr>
               <w:t>Puntaje Máximo Esperado:</w:t>
             </w:r>
           </w:p>
@@ -493,7 +543,7 @@
         <w:tc>
           <w:tcPr>
             <w:tcW w:type="dxa" w:w="6192"/>
-            <w:shd w:fill="FFFFFF"/>
+            <w:shd w:fill="F8FAFC"/>
             <w:tcMar>
               <w:top w:w="60" w:type="dxa"/>
               <w:bottom w:w="60" w:type="dxa"/>
